--- a/docs/etapa-2/01-documento-requerimientos.docx
+++ b/docs/etapa-2/01-documento-requerimientos.docx
@@ -92,7 +92,7 @@
           <w:sz w:val="24"/>
           <w:szCs w:val="24"/>
         </w:rPr>
-        <w:t xml:space="preserve">Versión 1.0</w:t>
+        <w:t xml:space="preserve">Versión 1.1</w:t>
       </w:r>
     </w:p>
     <w:p>
@@ -223,7 +223,7 @@
           <w:sz w:val="21"/>
           <w:szCs w:val="21"/>
         </w:rPr>
-        <w:t xml:space="preserve"> 1.0 · 12 de agosto de 2026</w:t>
+        <w:t xml:space="preserve"> 1.1 · 12 de agosto de 2026</w:t>
       </w:r>
     </w:p>
     <w:p>
@@ -7409,7 +7409,7 @@
                 <w:sz w:val="18"/>
                 <w:szCs w:val="18"/>
               </w:rPr>
-              <w:t xml:space="preserve">No implementado</w:t>
+              <w:t xml:space="preserve">Implementado</w:t>
             </w:r>
           </w:p>
         </w:tc>
@@ -11260,86 +11260,6 @@
                 <w:szCs w:val="18"/>
               </w:rPr>
               <w:t xml:space="preserve">La arquitectura desplegada usa una instancia única dimensionada para la carga proyectada. El diseño de la aplicación no impide incorporar el balanceador cuando el volumen lo justifique</w:t>
-            </w:r>
-          </w:p>
-        </w:tc>
-      </w:tr>
-      <w:tr>
-        <w:trPr>
-          <w:tblHeader w:val="false"/>
-        </w:trPr>
-        <w:tc>
-          <w:tcPr>
-            <w:tcW w:type="pct" w:w="33%"/>
-            <w:tcMar>
-              <w:top w:type="dxa" w:w="60"/>
-              <w:left w:type="dxa" w:w="100"/>
-              <w:bottom w:type="dxa" w:w="60"/>
-              <w:right w:type="dxa" w:w="100"/>
-            </w:tcMar>
-          </w:tcPr>
-          <w:p>
-            <w:pPr>
-              <w:spacing w:after="20" w:before="20"/>
-            </w:pPr>
-            <w:r>
-              <w:rPr>
-                <w:b w:val="false"/>
-                <w:bCs w:val="false"/>
-                <w:sz w:val="18"/>
-                <w:szCs w:val="18"/>
-              </w:rPr>
-              <w:t xml:space="preserve">RF-59</w:t>
-            </w:r>
-          </w:p>
-        </w:tc>
-        <w:tc>
-          <w:tcPr>
-            <w:tcW w:type="pct" w:w="33%"/>
-            <w:tcMar>
-              <w:top w:type="dxa" w:w="60"/>
-              <w:left w:type="dxa" w:w="100"/>
-              <w:bottom w:type="dxa" w:w="60"/>
-              <w:right w:type="dxa" w:w="100"/>
-            </w:tcMar>
-          </w:tcPr>
-          <w:p>
-            <w:pPr>
-              <w:spacing w:after="20" w:before="20"/>
-            </w:pPr>
-            <w:r>
-              <w:rPr>
-                <w:b w:val="false"/>
-                <w:bCs w:val="false"/>
-                <w:sz w:val="18"/>
-                <w:szCs w:val="18"/>
-              </w:rPr>
-              <w:t xml:space="preserve">Panel de métricas en el backoffice</w:t>
-            </w:r>
-          </w:p>
-        </w:tc>
-        <w:tc>
-          <w:tcPr>
-            <w:tcW w:type="pct" w:w="33%"/>
-            <w:tcMar>
-              <w:top w:type="dxa" w:w="60"/>
-              <w:left w:type="dxa" w:w="100"/>
-              <w:bottom w:type="dxa" w:w="60"/>
-              <w:right w:type="dxa" w:w="100"/>
-            </w:tcMar>
-          </w:tcPr>
-          <w:p>
-            <w:pPr>
-              <w:spacing w:after="20" w:before="20"/>
-            </w:pPr>
-            <w:r>
-              <w:rPr>
-                <w:b w:val="false"/>
-                <w:bCs w:val="false"/>
-                <w:sz w:val="18"/>
-                <w:szCs w:val="18"/>
-              </w:rPr>
-              <w:t xml:space="preserve">El panel de inicio del backoffice presenta accesos a los tres módulos de gestión, sin indicadores agregados. Las cifras por proceso están disponibles en el listado de observaciones, que admite filtro por proceso y muestra el total de resultados, y la base completa es exportable para análisis. No se construyó la vista de métricas consolidadas con series por día</w:t>
             </w:r>
           </w:p>
         </w:tc>
